--- a/templates/template_ransoka.docx
+++ b/templates/template_ransoka.docx
@@ -8,12 +8,84 @@
       </w:pPr>
       <w:r>
         <w:rPr>
+          <w:b/>
+          <w:bCs/>
+          <w:noProof/>
+          <w:sz w:val="32"/>
+          <w:szCs w:val="32"/>
+        </w:rPr>
+        <w:drawing>
+          <wp:anchor distT="0" distB="0" distL="114300" distR="114300" simplePos="0" relativeHeight="251659264" behindDoc="0" locked="0" layoutInCell="1" allowOverlap="1" wp14:anchorId="2BC63C28" wp14:editId="6EFE9DC6">
+            <wp:simplePos x="0" y="0"/>
+            <wp:positionH relativeFrom="column">
+              <wp:posOffset>-1024255</wp:posOffset>
+            </wp:positionH>
+            <wp:positionV relativeFrom="paragraph">
+              <wp:posOffset>-358700</wp:posOffset>
+            </wp:positionV>
+            <wp:extent cx="2211070" cy="1473835"/>
+            <wp:effectExtent l="0" t="0" r="0" b="0"/>
+            <wp:wrapNone/>
+            <wp:docPr id="603048354" name="Picture 1"/>
+            <wp:cNvGraphicFramePr>
+              <a:graphicFrameLocks xmlns:a="http://schemas.openxmlformats.org/drawingml/2006/main" noChangeAspect="1"/>
+            </wp:cNvGraphicFramePr>
+            <a:graphic xmlns:a="http://schemas.openxmlformats.org/drawingml/2006/main">
+              <a:graphicData uri="http://schemas.openxmlformats.org/drawingml/2006/picture">
+                <pic:pic xmlns:pic="http://schemas.openxmlformats.org/drawingml/2006/picture">
+                  <pic:nvPicPr>
+                    <pic:cNvPr id="603048354" name="Picture 603048354"/>
+                    <pic:cNvPicPr/>
+                  </pic:nvPicPr>
+                  <pic:blipFill>
+                    <a:blip r:embed="rId5" cstate="print">
+                      <a:extLst>
+                        <a:ext uri="{28A0092B-C50C-407E-A947-70E740481C1C}">
+                          <a14:useLocalDpi xmlns:a14="http://schemas.microsoft.com/office/drawing/2010/main" val="0"/>
+                        </a:ext>
+                      </a:extLst>
+                    </a:blip>
+                    <a:stretch>
+                      <a:fillRect/>
+                    </a:stretch>
+                  </pic:blipFill>
+                  <pic:spPr>
+                    <a:xfrm>
+                      <a:off x="0" y="0"/>
+                      <a:ext cx="2211070" cy="1473835"/>
+                    </a:xfrm>
+                    <a:prstGeom prst="rect">
+                      <a:avLst/>
+                    </a:prstGeom>
+                  </pic:spPr>
+                </pic:pic>
+              </a:graphicData>
+            </a:graphic>
+            <wp14:sizeRelH relativeFrom="page">
+              <wp14:pctWidth>0</wp14:pctWidth>
+            </wp14:sizeRelH>
+            <wp14:sizeRelV relativeFrom="page">
+              <wp14:pctHeight>0</wp14:pctHeight>
+            </wp14:sizeRelV>
+          </wp:anchor>
+        </w:drawing>
+      </w:r>
+      <w:r>
+        <w:rPr>
           <w:noProof/>
         </w:rPr>
         <w:drawing>
-          <wp:inline distT="0" distB="0" distL="0" distR="0">
-            <wp:extent cx="6995160" cy="1140515"/>
-            <wp:effectExtent l="0" t="0" r="0" b="0"/>
+          <wp:anchor distT="0" distB="0" distL="114300" distR="114300" simplePos="0" relativeHeight="251660288" behindDoc="0" locked="0" layoutInCell="1" allowOverlap="1">
+            <wp:simplePos x="0" y="0"/>
+            <wp:positionH relativeFrom="column">
+              <wp:posOffset>532779</wp:posOffset>
+            </wp:positionH>
+            <wp:positionV relativeFrom="paragraph">
+              <wp:posOffset>-357586</wp:posOffset>
+            </wp:positionV>
+            <wp:extent cx="5773420" cy="1140460"/>
+            <wp:effectExtent l="0" t="0" r="5080" b="2540"/>
+            <wp:wrapNone/>
             <wp:docPr id="1" name="Picture 1"/>
             <wp:cNvGraphicFramePr>
               <a:graphicFrameLocks xmlns:a="http://schemas.openxmlformats.org/drawingml/2006/main" noChangeAspect="1"/>
@@ -25,25 +97,46 @@
                     <pic:cNvPr id="0" name="header_ransoka_minipom_profesional.png"/>
                     <pic:cNvPicPr/>
                   </pic:nvPicPr>
-                  <pic:blipFill>
-                    <a:blip r:embed="rId5"/>
+                  <pic:blipFill rotWithShape="1">
+                    <a:blip r:embed="rId6" cstate="print">
+                      <a:extLst>
+                        <a:ext uri="{28A0092B-C50C-407E-A947-70E740481C1C}">
+                          <a14:useLocalDpi xmlns:a14="http://schemas.microsoft.com/office/drawing/2010/main" val="0"/>
+                        </a:ext>
+                      </a:extLst>
+                    </a:blip>
+                    <a:srcRect l="17456"/>
                     <a:stretch>
                       <a:fillRect/>
                     </a:stretch>
                   </pic:blipFill>
-                  <pic:spPr>
+                  <pic:spPr bwMode="auto">
                     <a:xfrm>
                       <a:off x="0" y="0"/>
-                      <a:ext cx="6995160" cy="1140515"/>
+                      <a:ext cx="5773420" cy="1140460"/>
                     </a:xfrm>
                     <a:prstGeom prst="rect">
                       <a:avLst/>
                     </a:prstGeom>
+                    <a:ln>
+                      <a:noFill/>
+                    </a:ln>
+                    <a:extLst>
+                      <a:ext uri="{53640926-AAD7-44D8-BBD7-CCE9431645EC}">
+                        <a14:shadowObscured xmlns:a14="http://schemas.microsoft.com/office/drawing/2010/main"/>
+                      </a:ext>
+                    </a:extLst>
                   </pic:spPr>
                 </pic:pic>
               </a:graphicData>
             </a:graphic>
-          </wp:inline>
+            <wp14:sizeRelH relativeFrom="page">
+              <wp14:pctWidth>0</wp14:pctWidth>
+            </wp14:sizeRelH>
+            <wp14:sizeRelV relativeFrom="page">
+              <wp14:pctHeight>0</wp14:pctHeight>
+            </wp14:sizeRelV>
+          </wp:anchor>
         </w:drawing>
       </w:r>
     </w:p>
@@ -1034,9 +1127,9 @@
         <w:tblLook w:val="0000" w:firstRow="0" w:lastRow="0" w:firstColumn="0" w:lastColumn="0" w:noHBand="0" w:noVBand="0"/>
       </w:tblPr>
       <w:tblGrid>
-        <w:gridCol w:w="3545"/>
-        <w:gridCol w:w="50"/>
-        <w:gridCol w:w="5755"/>
+        <w:gridCol w:w="3370"/>
+        <w:gridCol w:w="47"/>
+        <w:gridCol w:w="5933"/>
       </w:tblGrid>
       <w:tr>
         <w:tc>
@@ -1135,8 +1228,75 @@
           <w:p>
             <w:r>
               <w:br/>
-              <w:t>PT. RANSOKA KARYA MANDIRI</w:t>
-            </w:r>
+            </w:r>
+          </w:p>
+          <w:p>
+            <w:r>
+              <w:rPr>
+                <w:noProof/>
+              </w:rPr>
+              <mc:AlternateContent>
+                <mc:Choice Requires="wpi">
+                  <w:drawing>
+                    <wp:anchor distT="0" distB="0" distL="114300" distR="114300" simplePos="0" relativeHeight="251662336" behindDoc="0" locked="0" layoutInCell="1" allowOverlap="1" wp14:anchorId="58EAE3AB" wp14:editId="462CF887">
+                      <wp:simplePos x="0" y="0"/>
+                      <wp:positionH relativeFrom="column">
+                        <wp:posOffset>1391434</wp:posOffset>
+                      </wp:positionH>
+                      <wp:positionV relativeFrom="paragraph">
+                        <wp:posOffset>-286908</wp:posOffset>
+                      </wp:positionV>
+                      <wp:extent cx="937440" cy="808200"/>
+                      <wp:effectExtent l="38100" t="38100" r="27940" b="43180"/>
+                      <wp:wrapNone/>
+                      <wp:docPr id="2005681847" name="Ink 1"/>
+                      <wp:cNvGraphicFramePr/>
+                      <a:graphic xmlns:a="http://schemas.openxmlformats.org/drawingml/2006/main">
+                        <a:graphicData uri="http://schemas.microsoft.com/office/word/2010/wordprocessingInk">
+                          <w14:contentPart bwMode="auto" r:id="rId7">
+                            <w14:nvContentPartPr>
+                              <w14:cNvContentPartPr/>
+                            </w14:nvContentPartPr>
+                            <w14:xfrm>
+                              <a:off x="0" y="0"/>
+                              <a:ext cx="937440" cy="808200"/>
+                            </w14:xfrm>
+                          </w14:contentPart>
+                        </a:graphicData>
+                      </a:graphic>
+                    </wp:anchor>
+                  </w:drawing>
+                </mc:Choice>
+                <mc:Fallback>
+                  <w:pict>
+                    <v:shapetype w14:anchorId="5D74B086" id="_x0000_t75" coordsize="21600,21600" o:spt="75" o:preferrelative="t" path="m@4@5l@4@11@9@11@9@5xe" filled="f" stroked="f">
+                      <v:stroke joinstyle="miter"/>
+                      <v:formulas>
+                        <v:f eqn="if lineDrawn pixelLineWidth 0"/>
+                        <v:f eqn="sum @0 1 0"/>
+                        <v:f eqn="sum 0 0 @1"/>
+                        <v:f eqn="prod @2 1 2"/>
+                        <v:f eqn="prod @3 21600 pixelWidth"/>
+                        <v:f eqn="prod @3 21600 pixelHeight"/>
+                        <v:f eqn="sum @0 0 1"/>
+                        <v:f eqn="prod @6 1 2"/>
+                        <v:f eqn="prod @7 21600 pixelWidth"/>
+                        <v:f eqn="sum @8 21600 0"/>
+                        <v:f eqn="prod @7 21600 pixelHeight"/>
+                        <v:f eqn="sum @10 21600 0"/>
+                      </v:formulas>
+                      <v:path o:extrusionok="f" gradientshapeok="t" o:connecttype="rect"/>
+                      <o:lock v:ext="edit" aspectratio="t"/>
+                    </v:shapetype>
+                    <v:shape id="Ink 1" o:spid="_x0000_s1026" type="#_x0000_t75" style="position:absolute;margin-left:109.05pt;margin-top:-23.1pt;width:74.8pt;height:64.65pt;z-index:251662336;visibility:visible;mso-wrap-style:square;mso-wrap-distance-left:9pt;mso-wrap-distance-top:0;mso-wrap-distance-right:9pt;mso-wrap-distance-bottom:0;mso-position-horizontal:absolute;mso-position-horizontal-relative:text;mso-position-vertical:absolute;mso-position-vertical-relative:text" o:gfxdata="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">
+                      <v:imagedata r:id="rId8" o:title=""/>
+                    </v:shape>
+                  </w:pict>
+                </mc:Fallback>
+              </mc:AlternateContent>
+            </w:r>
+          </w:p>
+          <w:p>
             <w:r>
               <w:br/>
             </w:r>
@@ -1190,7 +1350,17 @@
               <w:jc w:val="center"/>
             </w:pPr>
             <w:r>
-              <w:t>(_________________)</w:t>
+              <w:t>(</w:t>
+            </w:r>
+            <w:r>
+              <w:rPr>
+                <w:b/>
+                <w:bCs/>
+              </w:rPr>
+              <w:t>PT. RANSOKA KARYA MANDIRI</w:t>
+            </w:r>
+            <w:r>
+              <w:t>)</w:t>
             </w:r>
           </w:p>
         </w:tc>
@@ -1895,6 +2065,33 @@
 </w:styles>
 </file>
 
+<file path=word/ink/ink1.xml><?xml version="1.0" encoding="utf-8"?>
+<inkml:ink xmlns:inkml="http://www.w3.org/2003/InkML">
+  <inkml:definitions>
+    <inkml:context xml:id="ctx0">
+      <inkml:inkSource xml:id="inkSrc0">
+        <inkml:traceFormat>
+          <inkml:channel name="X" type="integer" min="-2.14748E9" max="2.14748E9" units="cm"/>
+          <inkml:channel name="Y" type="integer" min="-2.14748E9" max="2.14748E9" units="cm"/>
+          <inkml:channel name="F" type="integer" max="32767" units="dev"/>
+        </inkml:traceFormat>
+        <inkml:channelProperties>
+          <inkml:channelProperty channel="X" name="resolution" value="1000" units="1/cm"/>
+          <inkml:channelProperty channel="Y" name="resolution" value="1000" units="1/cm"/>
+          <inkml:channelProperty channel="F" name="resolution" value="0" units="1/dev"/>
+        </inkml:channelProperties>
+      </inkml:inkSource>
+      <inkml:timestamp xml:id="ts0" timeString="2026-07-23T05:36:33.082"/>
+    </inkml:context>
+    <inkml:brush xml:id="br0">
+      <inkml:brushProperty name="width" value="0.035" units="cm"/>
+      <inkml:brushProperty name="height" value="0.035" units="cm"/>
+    </inkml:brush>
+  </inkml:definitions>
+  <inkml:trace contextRef="#ctx0" brushRef="#br0">1 359 24575,'5'-80'0,"0"-1"0,15 35 0,-7-36 0,10 13 0,30 68 0,15 14 0,-23 11 0,0 10 0,8 26 0,-2 14-632,-9 4 1,-3 10 0,-2 6 631,-8-14 0,-1 5 0,-2 2 0,-3 2 0,-1 7 0,-2 3 0,-2 0 0,-3-1 0,-1-4 0,-2 0 0,-2-2 0,-4-3 0,-3 11 0,-4-4 0,-4-4 0,-1-15 0,-2-4 0,-5-8 0,-8 3 0,-8-13 0,-34-4 0,-1-93 0,33-18 0,7-16 0,8 9 0,4-5 0,2-4-333,1-10 0,2-3 1,3-2 332,2-3 0,2-2 0,4 1 0,3 3 0,3 0 0,3 3 0,2 8 0,2 1 0,3 4 597,2 8 0,2 3 0,2 5-597,11-12 0,1 8 0,-8 18 0,0 6 0,13-12 0,-12 35 0,9 58 0,-7 15 0,2 13 0,-3-4 0,1 5 0,1 3-8,6 13 0,0 4 0,1-1 8,-1-1 0,-1-1 0,0-3 0,-6-13 0,0-3 0,-2-4 0,6 8 0,-2-9 0,11 5 0,-18-85 0,-17-29 0,-7-17 0,1-29 0,-4-9 0,-2 23 0,-1-1 0,0 0 0,-2 3 0,0 2 0,-1 3 0,-2-14 0,-2 7 1125,-5-19-1125,5 46 0,20 57 0,24 39 0,24 26 0,-24-30 0,1-2 0,26 16 0,-16-35 0,-19-64 0,-18-9 0,-5-9 0,-3-16 0,-4-3 0,-3-4 0,-3 3 0,0 15 0,-3 8 0,-7-9 0,12 52 0,18 48 0,24 43 0,-13-29 0,3 0 0,1 0 0,1-1 0,24 24 0,-11-35 0,-6-46 0,-7-48 0,-6-33 0,-12 41 0,-1 1 0,5-32 0,-3 32 0,2 28 0,23 57 0,-5 12 0,2 12 0,8 27 0,0 10-216,-13-24 1,-1 4 0,-3 0 215,-4 1 0,-2 1 0,-5-2 0,-2 23 0,-11-7 0,-12-21 0,-9-8 0,-9-14 0,-7-13 0,-47-20 0,14-68 0,49-11 0,15-15 0,13 11 0,10-5 0,6-2-444,12-14 0,9-3 1,4 2 443,-9 22 0,4 1 0,0 2 0,-1 7 0,20-22 0,-4 10 0,-16 21 0,0 0 0</inkml:trace>
+</inkml:ink>
+</file>
+
 <file path=word/theme/theme1.xml><?xml version="1.0" encoding="utf-8"?>
 <a:theme xmlns:a="http://schemas.openxmlformats.org/drawingml/2006/main" name="Office Theme">
   <a:themeElements>
